--- a/conteudo-assistente/Habitacional.docx
+++ b/conteudo-assistente/Habitacional.docx
@@ -41,7 +41,7 @@
           <w:pgNumType w:start="1"/>
         </w:sectPr>
       </w:pPr>
-      <w:bookmarkStart w:colFirst="0" w:colLast="0" w:name="_vlh9wm9yh7pm" w:id="0"/>
+      <w:bookmarkStart w:colFirst="0" w:colLast="0" w:name="_shf0n2pd2vie" w:id="0"/>
       <w:bookmarkEnd w:id="0"/>
       <w:r>
         <w:rPr>
@@ -60,29 +60,12 @@
           <w:vertAlign w:val="baseline"/>
           <w:rtl w:val="0"/>
         </w:rPr>
-        <w:t xml:space="preserve">Habitacional</w:t>
-      </w:r>
-      <w:r>
-        <w:rPr>
-          <w:rtl w:val="0"/>
-        </w:rPr>
-      </w:r>
-    </w:p>
-    <w:p>
-      <w:pPr>
-        <w:jc w:val="center"/>
-        <w:rPr>
-          <w:b w:val="1"/>
-          <w:bCs w:val="1"/>
-        </w:rPr>
-      </w:pPr>
-      <w:r>
-        <w:rPr>
-          <w:b w:val="1"/>
-          <w:bCs w:val="1"/>
-          <w:rtl w:val="0"/>
-        </w:rPr>
         <w:t xml:space="preserve">Informações para o Habitacional</w:t>
+      </w:r>
+      <w:r>
+        <w:rPr>
+          <w:rtl w:val="0"/>
+        </w:rPr>
       </w:r>
     </w:p>
     <w:p>

--- a/conteudo-assistente/Habitacional.docx
+++ b/conteudo-assistente/Habitacional.docx
@@ -41,7 +41,7 @@
           <w:pgNumType w:start="1"/>
         </w:sectPr>
       </w:pPr>
-      <w:bookmarkStart w:colFirst="0" w:colLast="0" w:name="_shf0n2pd2vie" w:id="0"/>
+      <w:bookmarkStart w:colFirst="0" w:colLast="0" w:name="_c5wjxvshmmf4" w:id="0"/>
       <w:bookmarkEnd w:id="0"/>
       <w:r>
         <w:rPr>
@@ -96,7 +96,11 @@
     </w:p>
     <w:p>
       <w:pPr>
-        <w:rPr/>
+        <w:numPr>
+          <w:ilvl w:val="0"/>
+          <w:numId w:val="7"/>
+        </w:numPr>
+        <w:ind w:left="720" w:hanging="360"/>
       </w:pPr>
       <w:r>
         <w:rPr>
@@ -107,7 +111,11 @@
     </w:p>
     <w:p>
       <w:pPr>
-        <w:rPr/>
+        <w:numPr>
+          <w:ilvl w:val="0"/>
+          <w:numId w:val="7"/>
+        </w:numPr>
+        <w:ind w:left="720" w:hanging="360"/>
       </w:pPr>
       <w:r>
         <w:rPr>
@@ -144,45 +152,42 @@
     </w:p>
     <w:p>
       <w:pPr>
+        <w:numPr>
+          <w:ilvl w:val="0"/>
+          <w:numId w:val="5"/>
+        </w:numPr>
+        <w:ind w:left="720" w:hanging="360"/>
+      </w:pPr>
+      <w:r>
+        <w:rPr>
+          <w:rtl w:val="0"/>
+        </w:rPr>
+        <w:t xml:space="preserve">O pagamento da parcela mais antiga NÃO evita que o seu imóvel seja retomado. Ligue para 4004-0104 (capitais) e 0800 104 0104 (demais cidades) ou utilize o aplicativo para smartphone ‘Habitação Caixa’ para verificar as possibilidades de negociação do seu contrato ou ainda a utilização do FGTS para amortizar o saldo devedor ou pagamento de até 80% da prestação durante 12 meses. Lembrando-lhe que o pagamento evitará a incidência de mais juros.</w:t>
+      </w:r>
+    </w:p>
+    <w:p>
+      <w:pPr>
+        <w:numPr>
+          <w:ilvl w:val="0"/>
+          <w:numId w:val="5"/>
+        </w:numPr>
+        <w:ind w:left="720" w:hanging="360"/>
+      </w:pPr>
+      <w:r>
+        <w:rPr>
+          <w:rtl w:val="0"/>
+        </w:rPr>
+        <w:t xml:space="preserve">Pode ser emitido boleto de até 15 prestações em atraso através do canal de WhatsApp pelo número 0800 104 0104</w:t>
+      </w:r>
+    </w:p>
+    <w:p>
+      <w:pPr>
         <w:rPr/>
       </w:pPr>
       <w:r>
         <w:rPr>
           <w:rtl w:val="0"/>
         </w:rPr>
-        <w:t xml:space="preserve">O pagamento da parcela mais antiga NÃO evita que o seu imóvel seja retomado.</w:t>
-      </w:r>
-    </w:p>
-    <w:p>
-      <w:pPr>
-        <w:rPr/>
-      </w:pPr>
-      <w:r>
-        <w:rPr>
-          <w:rtl w:val="0"/>
-        </w:rPr>
-        <w:t xml:space="preserve">Ligue para 4004-0104 (capitais) e 0800 104 0104 (demais cidades) ou utilize o aplicativo para smartphone ‘Habitação Caixa’ para verificar as possibilidades de negociação do seu contrato ou ainda a utilização do FGTS para amortizar o saldo devedor ou pagamento de até 80% da prestação durante 12 meses. Lembrando-lhe que o pagamento evitará a incidência de mais juros.</w:t>
-      </w:r>
-    </w:p>
-    <w:p>
-      <w:pPr>
-        <w:rPr/>
-      </w:pPr>
-      <w:r>
-        <w:rPr>
-          <w:rtl w:val="0"/>
-        </w:rPr>
-        <w:t xml:space="preserve">Pode ser emitido boleto de até 15 prestações em atraso através do canal de WhatsApp pelo número 0800 104 0104</w:t>
-      </w:r>
-    </w:p>
-    <w:p>
-      <w:pPr>
-        <w:rPr/>
-      </w:pPr>
-      <w:r>
-        <w:rPr>
-          <w:rtl w:val="0"/>
-        </w:rPr>
       </w:r>
     </w:p>
     <w:p>
@@ -192,53 +197,55 @@
         </w:rPr>
       </w:pPr>
       <w:r>
-        <w:rPr>
-          <w:color w:val="0000ff"/>
-          <w:rtl w:val="0"/>
-        </w:rPr>
-        <w:t xml:space="preserve">A negativação do nome/CPF/CNPJ é a partir de 10 dias em atraso no contrato habitacional;</w:t>
-      </w:r>
-    </w:p>
-    <w:p>
-      <w:pPr>
-        <w:rPr/>
-      </w:pPr>
-      <w:r>
-        <w:rPr>
-          <w:rtl w:val="0"/>
-        </w:rPr>
-      </w:r>
-    </w:p>
-    <w:p>
-      <w:pPr>
-        <w:jc w:val="center"/>
         <w:rPr>
           <w:b w:val="1"/>
           <w:bCs w:val="1"/>
-        </w:rPr>
-      </w:pPr>
-      <w:r>
+          <w:rtl w:val="0"/>
+        </w:rPr>
+        <w:t xml:space="preserve">Negativação nos órgãos de proteção ao crédito:</w:t>
+      </w:r>
+      <w:r>
+        <w:rPr>
+          <w:rtl w:val="0"/>
+        </w:rPr>
+      </w:r>
+    </w:p>
+    <w:p>
+      <w:pPr>
+        <w:numPr>
+          <w:ilvl w:val="0"/>
+          <w:numId w:val="1"/>
+        </w:numPr>
+        <w:ind w:left="720" w:hanging="360"/>
+        <w:rPr>
+          <w:color w:val="0000ff"/>
+        </w:rPr>
+      </w:pPr>
+      <w:r>
+        <w:rPr>
+          <w:color w:val="0000ff"/>
+          <w:rtl w:val="0"/>
+        </w:rPr>
+        <w:t xml:space="preserve">A negativação do nome/CPF/CNPJ é a partir de 10 dias em atraso no contrato habitacional;</w:t>
+      </w:r>
+    </w:p>
+    <w:p>
+      <w:pPr>
+        <w:rPr/>
+      </w:pPr>
+      <w:r>
+        <w:rPr>
+          <w:rtl w:val="0"/>
+        </w:rPr>
+      </w:r>
+    </w:p>
+    <w:p>
+      <w:pPr>
+        <w:jc w:val="center"/>
         <w:rPr>
           <w:b w:val="1"/>
           <w:bCs w:val="1"/>
-          <w:rtl w:val="0"/>
-        </w:rPr>
-        <w:t xml:space="preserve">Informações para o Habitacional em caso de acordo – Habitacional</w:t>
-      </w:r>
-    </w:p>
-    <w:p>
-      <w:pPr>
-        <w:rPr/>
-      </w:pPr>
-      <w:r>
-        <w:rPr>
-          <w:rtl w:val="0"/>
-        </w:rPr>
-      </w:r>
-    </w:p>
-    <w:p>
-      <w:pPr>
-        <w:rPr/>
+        </w:rPr>
       </w:pPr>
       <w:r>
         <w:rPr>
@@ -246,36 +253,7 @@
           <w:bCs w:val="1"/>
           <w:rtl w:val="0"/>
         </w:rPr>
-        <w:t xml:space="preserve">Orientações:</w:t>
-      </w:r>
-      <w:r>
-        <w:rPr>
-          <w:rtl w:val="0"/>
-        </w:rPr>
-        <w:t xml:space="preserve"> O cliente informa que aceita fazer o pagamento dentro dos parâmetros </w:t>
-      </w:r>
-      <w:r>
-        <w:rPr>
-          <w:rtl w:val="0"/>
-        </w:rPr>
-        <w:t xml:space="preserve">estabelecido</w:t>
-      </w:r>
-      <w:r>
-        <w:rPr>
-          <w:rtl w:val="0"/>
-        </w:rPr>
-        <w:t xml:space="preserve"> para o produto.</w:t>
-      </w:r>
-    </w:p>
-    <w:p>
-      <w:pPr>
-        <w:rPr/>
-      </w:pPr>
-      <w:r>
-        <w:rPr>
-          <w:rtl w:val="0"/>
-        </w:rPr>
-        <w:t xml:space="preserve">Ofertar a emissão do boleto, caso não seja débito em conta.</w:t>
+        <w:t xml:space="preserve">Informações para o Habitacional em caso de acordo – Habitacional</w:t>
       </w:r>
     </w:p>
     <w:p>
@@ -298,24 +276,55 @@
           <w:bCs w:val="1"/>
           <w:rtl w:val="0"/>
         </w:rPr>
-        <w:t xml:space="preserve">Pagamento Total:</w:t>
-      </w:r>
-      <w:r>
-        <w:rPr>
-          <w:rtl w:val="0"/>
-        </w:rPr>
-        <w:t xml:space="preserve"> Cliente informa pagamento total.</w:t>
-      </w:r>
-    </w:p>
-    <w:p>
-      <w:pPr>
-        <w:rPr/>
-      </w:pPr>
-      <w:r>
-        <w:rPr>
-          <w:rtl w:val="0"/>
-        </w:rPr>
-        <w:t xml:space="preserve">Agradecer a confirmação do pagamento.</w:t>
+        <w:t xml:space="preserve">Orientações:</w:t>
+      </w:r>
+      <w:r>
+        <w:rPr>
+          <w:rtl w:val="0"/>
+        </w:rPr>
+        <w:t xml:space="preserve"> </w:t>
+      </w:r>
+    </w:p>
+    <w:p>
+      <w:pPr>
+        <w:numPr>
+          <w:ilvl w:val="0"/>
+          <w:numId w:val="4"/>
+        </w:numPr>
+        <w:ind w:left="720" w:hanging="360"/>
+      </w:pPr>
+      <w:r>
+        <w:rPr>
+          <w:rtl w:val="0"/>
+        </w:rPr>
+        <w:t xml:space="preserve">O cliente informa que aceita fazer o pagamento dentro dos parâmetros </w:t>
+      </w:r>
+      <w:r>
+        <w:rPr>
+          <w:rtl w:val="0"/>
+        </w:rPr>
+        <w:t xml:space="preserve">estabelecido</w:t>
+      </w:r>
+      <w:r>
+        <w:rPr>
+          <w:rtl w:val="0"/>
+        </w:rPr>
+        <w:t xml:space="preserve"> para o produto.</w:t>
+      </w:r>
+    </w:p>
+    <w:p>
+      <w:pPr>
+        <w:numPr>
+          <w:ilvl w:val="0"/>
+          <w:numId w:val="4"/>
+        </w:numPr>
+        <w:ind w:left="720" w:hanging="360"/>
+      </w:pPr>
+      <w:r>
+        <w:rPr>
+          <w:rtl w:val="0"/>
+        </w:rPr>
+        <w:t xml:space="preserve">Ofertar a emissão do boleto, caso não seja débito em conta.</w:t>
       </w:r>
     </w:p>
     <w:p>
@@ -338,132 +347,43 @@
           <w:bCs w:val="1"/>
           <w:rtl w:val="0"/>
         </w:rPr>
-        <w:t xml:space="preserve">Pagamento Parcial:</w:t>
-      </w:r>
-      <w:r>
-        <w:rPr>
-          <w:rtl w:val="0"/>
-        </w:rPr>
-        <w:t xml:space="preserve"> Cliente informa pagamento parcial (no mínimo, uma prestação mais antiga) .</w:t>
-      </w:r>
-    </w:p>
-    <w:p>
-      <w:pPr>
-        <w:rPr/>
-      </w:pPr>
-      <w:r>
-        <w:rPr>
-          <w:rtl w:val="0"/>
-        </w:rPr>
-        <w:t xml:space="preserve">Agradecer a confirmação do pagamento e informar que:</w:t>
-      </w:r>
-    </w:p>
-    <w:p>
-      <w:pPr>
-        <w:rPr/>
-      </w:pPr>
-      <w:r>
-        <w:rPr>
-          <w:rtl w:val="0"/>
-        </w:rPr>
-      </w:r>
-    </w:p>
-    <w:p>
-      <w:pPr>
-        <w:rPr/>
-      </w:pPr>
-      <w:r>
-        <w:rPr>
-          <w:rtl w:val="0"/>
-        </w:rPr>
-        <w:t xml:space="preserve">• O contrato continua inadimplente até o pagamento total da dívida;</w:t>
-      </w:r>
-    </w:p>
-    <w:p>
-      <w:pPr>
-        <w:rPr/>
-      </w:pPr>
-      <w:r>
-        <w:rPr>
-          <w:rtl w:val="0"/>
-        </w:rPr>
-        <w:t xml:space="preserve">• Permanecem as ligações e ações de cobrança, o registro no SCPC e SERASA e o risco imediato de retomada e/ou leilão do imóvel;</w:t>
-      </w:r>
-    </w:p>
-    <w:p>
-      <w:pPr>
-        <w:rPr/>
-      </w:pPr>
-      <w:r>
-        <w:rPr>
-          <w:rtl w:val="0"/>
-        </w:rPr>
-        <w:t xml:space="preserve">• Caso de execução extrajudicial iniciada a mesma continuará até que o contrato esteja 100% regularizado, a intimação continua válida em relação às prestações em aberto.</w:t>
-      </w:r>
-    </w:p>
-    <w:p>
-      <w:pPr>
-        <w:rPr/>
-      </w:pPr>
-      <w:r>
-        <w:rPr>
-          <w:rtl w:val="0"/>
-        </w:rPr>
-        <w:t xml:space="preserve">Importante informar a partir da Etapa IV:</w:t>
-      </w:r>
-    </w:p>
-    <w:p>
-      <w:pPr>
-        <w:rPr/>
-      </w:pPr>
-      <w:r>
-        <w:rPr>
-          <w:rtl w:val="0"/>
-        </w:rPr>
-        <w:t xml:space="preserve">• A CAIXA informa </w:t>
-      </w:r>
-      <w:r>
-        <w:rPr>
-          <w:rtl w:val="0"/>
-        </w:rPr>
-        <w:t xml:space="preserve">que contratos</w:t>
-      </w:r>
-      <w:r>
-        <w:rPr>
-          <w:rtl w:val="0"/>
-        </w:rPr>
-        <w:t xml:space="preserve"> em atraso são passíveis de execução e retomada do imóvel.</w:t>
-      </w:r>
-    </w:p>
-    <w:p>
-      <w:pPr>
-        <w:rPr/>
-      </w:pPr>
-      <w:r>
-        <w:rPr>
-          <w:rtl w:val="0"/>
-        </w:rPr>
-        <w:t xml:space="preserve">• Se o processo de execução foi iniciado, ou se iniciar antes do pagamento do boleto, poderá haver incidência de juros contratuais por atraso e despesas cartorárias. Esses valores serão atualizados em até 5 dias após o pagamento do boleto. Os valores das despesas provenientes do processo de execução deverão ser ressarcidos à CAIXA posteriormente.</w:t>
-      </w:r>
-    </w:p>
-    <w:p>
-      <w:pPr>
-        <w:rPr/>
-      </w:pPr>
-      <w:r>
-        <w:rPr>
-          <w:rtl w:val="0"/>
-        </w:rPr>
-      </w:r>
-    </w:p>
-    <w:p>
-      <w:pPr>
-        <w:rPr/>
-      </w:pPr>
-      <w:r>
-        <w:rPr>
-          <w:rtl w:val="0"/>
-        </w:rPr>
+        <w:t xml:space="preserve">Pagamento Total:</w:t>
+      </w:r>
+      <w:r>
+        <w:rPr>
+          <w:rtl w:val="0"/>
+        </w:rPr>
+        <w:t xml:space="preserve"> </w:t>
+      </w:r>
+    </w:p>
+    <w:p>
+      <w:pPr>
+        <w:numPr>
+          <w:ilvl w:val="0"/>
+          <w:numId w:val="3"/>
+        </w:numPr>
+        <w:ind w:left="720" w:hanging="360"/>
+      </w:pPr>
+      <w:r>
+        <w:rPr>
+          <w:rtl w:val="0"/>
+        </w:rPr>
+        <w:t xml:space="preserve">Cliente informa pagamento total.</w:t>
+      </w:r>
+    </w:p>
+    <w:p>
+      <w:pPr>
+        <w:numPr>
+          <w:ilvl w:val="0"/>
+          <w:numId w:val="3"/>
+        </w:numPr>
+        <w:ind w:left="720" w:hanging="360"/>
+      </w:pPr>
+      <w:r>
+        <w:rPr>
+          <w:rtl w:val="0"/>
+        </w:rPr>
+        <w:t xml:space="preserve">Agradecer a confirmação do pagamento.</w:t>
       </w:r>
     </w:p>
     <w:p>
@@ -486,13 +406,99 @@
           <w:bCs w:val="1"/>
           <w:rtl w:val="0"/>
         </w:rPr>
-        <w:t xml:space="preserve">Informar em todos os casos a Fraseologia do FGTS: </w:t>
-      </w:r>
-      <w:r>
-        <w:rPr>
-          <w:rtl w:val="0"/>
-        </w:rPr>
-        <w:t xml:space="preserve">Você pode verificar a possibilidade de negociar seu contrato ou utilizar o FGTS para abater até 80% das prestações por 12 meses ligando no 4004 0104 / 0800 104 0104 ou pelo App Habitação CAIXA.</w:t>
+        <w:t xml:space="preserve">Pagamento Parcial:</w:t>
+      </w:r>
+      <w:r>
+        <w:rPr>
+          <w:rtl w:val="0"/>
+        </w:rPr>
+        <w:t xml:space="preserve"> </w:t>
+      </w:r>
+    </w:p>
+    <w:p>
+      <w:pPr>
+        <w:numPr>
+          <w:ilvl w:val="0"/>
+          <w:numId w:val="6"/>
+        </w:numPr>
+        <w:ind w:left="720" w:hanging="360"/>
+      </w:pPr>
+      <w:r>
+        <w:rPr>
+          <w:rtl w:val="0"/>
+        </w:rPr>
+        <w:t xml:space="preserve">Cliente informa pagamento parcial (no mínimo, uma prestação mais antiga) .</w:t>
+      </w:r>
+    </w:p>
+    <w:p>
+      <w:pPr>
+        <w:numPr>
+          <w:ilvl w:val="0"/>
+          <w:numId w:val="6"/>
+        </w:numPr>
+        <w:ind w:left="720" w:hanging="360"/>
+      </w:pPr>
+      <w:r>
+        <w:rPr>
+          <w:rtl w:val="0"/>
+        </w:rPr>
+        <w:t xml:space="preserve">Agradecer a confirmação do pagamento e informar que:</w:t>
+      </w:r>
+    </w:p>
+    <w:p>
+      <w:pPr>
+        <w:numPr>
+          <w:ilvl w:val="0"/>
+          <w:numId w:val="10"/>
+        </w:numPr>
+        <w:ind w:left="720" w:hanging="360"/>
+      </w:pPr>
+      <w:r>
+        <w:rPr>
+          <w:rtl w:val="0"/>
+        </w:rPr>
+        <w:t xml:space="preserve">O contrato continua inadimplente até o pagamento total da dívida;</w:t>
+      </w:r>
+    </w:p>
+    <w:p>
+      <w:pPr>
+        <w:numPr>
+          <w:ilvl w:val="0"/>
+          <w:numId w:val="10"/>
+        </w:numPr>
+        <w:ind w:left="720" w:hanging="360"/>
+      </w:pPr>
+      <w:r>
+        <w:rPr>
+          <w:rtl w:val="0"/>
+        </w:rPr>
+        <w:t xml:space="preserve">Permanecem as ligações e ações de cobrança, o registro no SCPC e SERASA e o risco imediato de retomada e/ou leilão do imóvel;</w:t>
+      </w:r>
+    </w:p>
+    <w:p>
+      <w:pPr>
+        <w:numPr>
+          <w:ilvl w:val="0"/>
+          <w:numId w:val="10"/>
+        </w:numPr>
+        <w:ind w:left="720" w:hanging="360"/>
+      </w:pPr>
+      <w:r>
+        <w:rPr>
+          <w:rtl w:val="0"/>
+        </w:rPr>
+        <w:t xml:space="preserve">Caso de execução extrajudicial iniciada a mesma continuará até que o contrato esteja 100% regularizado, a intimação continua válida em relação às prestações em aberto.</w:t>
+      </w:r>
+    </w:p>
+    <w:p>
+      <w:pPr>
+        <w:ind w:left="720" w:firstLine="0"/>
+        <w:rPr/>
+      </w:pPr>
+      <w:r>
+        <w:rPr>
+          <w:rtl w:val="0"/>
+        </w:rPr>
       </w:r>
     </w:p>
     <w:p>
@@ -504,77 +510,147 @@
       </w:pPr>
       <w:r>
         <w:rPr>
-          <w:rtl w:val="0"/>
-        </w:rPr>
-      </w:r>
-    </w:p>
-    <w:p>
-      <w:pPr>
-        <w:rPr>
           <w:b w:val="1"/>
           <w:bCs w:val="1"/>
-        </w:rPr>
-      </w:pPr>
-      <w:r>
+          <w:rtl w:val="0"/>
+        </w:rPr>
+        <w:t xml:space="preserve">Importante informar a partir da Etapa IV:</w:t>
+      </w:r>
+    </w:p>
+    <w:p>
+      <w:pPr>
+        <w:numPr>
+          <w:ilvl w:val="0"/>
+          <w:numId w:val="11"/>
+        </w:numPr>
+        <w:ind w:left="720" w:hanging="360"/>
+      </w:pPr>
+      <w:r>
+        <w:rPr>
+          <w:rtl w:val="0"/>
+        </w:rPr>
+        <w:t xml:space="preserve">A CAIXA informa </w:t>
+      </w:r>
+      <w:r>
+        <w:rPr>
+          <w:rtl w:val="0"/>
+        </w:rPr>
+        <w:t xml:space="preserve">que contratos</w:t>
+      </w:r>
+      <w:r>
+        <w:rPr>
+          <w:rtl w:val="0"/>
+        </w:rPr>
+        <w:t xml:space="preserve"> em atraso são passíveis de execução e retomada do imóvel.</w:t>
+      </w:r>
+    </w:p>
+    <w:p>
+      <w:pPr>
+        <w:numPr>
+          <w:ilvl w:val="0"/>
+          <w:numId w:val="11"/>
+        </w:numPr>
+        <w:ind w:left="720" w:hanging="360"/>
+      </w:pPr>
+      <w:r>
+        <w:rPr>
+          <w:rtl w:val="0"/>
+        </w:rPr>
+        <w:t xml:space="preserve">Se o processo de execução foi iniciado, ou se iniciar antes do pagamento do boleto, poderá haver incidência de juros contratuais por atraso e despesas cartorárias.</w:t>
+      </w:r>
+    </w:p>
+    <w:p>
+      <w:pPr>
+        <w:numPr>
+          <w:ilvl w:val="0"/>
+          <w:numId w:val="11"/>
+        </w:numPr>
+        <w:ind w:left="720" w:hanging="360"/>
+      </w:pPr>
+      <w:r>
+        <w:rPr>
+          <w:rtl w:val="0"/>
+        </w:rPr>
+        <w:t xml:space="preserve">Esses valores serão atualizados em até 5 dias após o pagamento do boleto. Os valores das despesas provenientes do processo de execução deverão ser ressarcidos à CAIXA posteriormente.</w:t>
+      </w:r>
+    </w:p>
+    <w:p>
+      <w:pPr>
+        <w:rPr/>
+      </w:pPr>
+      <w:r>
+        <w:rPr>
+          <w:rtl w:val="0"/>
+        </w:rPr>
+      </w:r>
+    </w:p>
+    <w:p>
+      <w:pPr>
+        <w:rPr/>
+      </w:pPr>
+      <w:r>
+        <w:rPr>
+          <w:rtl w:val="0"/>
+        </w:rPr>
+      </w:r>
+    </w:p>
+    <w:p>
+      <w:pPr>
+        <w:rPr/>
+      </w:pPr>
+      <w:r>
+        <w:rPr>
+          <w:rtl w:val="0"/>
+        </w:rPr>
+      </w:r>
+    </w:p>
+    <w:p>
+      <w:pPr>
+        <w:rPr/>
+      </w:pPr>
+      <w:r>
+        <w:rPr>
+          <w:rtl w:val="0"/>
+        </w:rPr>
+      </w:r>
+    </w:p>
+    <w:p>
+      <w:pPr>
         <w:rPr>
           <w:b w:val="1"/>
           <w:bCs w:val="1"/>
-          <w:rtl w:val="0"/>
-        </w:rPr>
-        <w:t xml:space="preserve">Atualizar e-mail e telefone celular do cliente:</w:t>
-      </w:r>
-    </w:p>
-    <w:p>
-      <w:pPr>
-        <w:rPr/>
-      </w:pPr>
-      <w:r>
-        <w:rPr>
-          <w:rtl w:val="0"/>
-        </w:rPr>
-        <w:t xml:space="preserve">Gostaríamos de garantir que seus dados de contato estejam atualizados para que possamos enviar informações necessárias e futuras comunicações. Poderia, por favor, confirmar o seu e-mail e o telefone atual?</w:t>
-      </w:r>
-    </w:p>
-    <w:p>
-      <w:pPr>
-        <w:rPr/>
-      </w:pPr>
-      <w:r>
-        <w:rPr>
-          <w:rtl w:val="0"/>
-        </w:rPr>
-      </w:r>
-    </w:p>
-    <w:p>
-      <w:pPr>
+        </w:rPr>
+      </w:pPr>
+      <w:r>
         <w:rPr>
           <w:b w:val="1"/>
           <w:bCs w:val="1"/>
-        </w:rPr>
-      </w:pPr>
-      <w:r>
+          <w:rtl w:val="0"/>
+        </w:rPr>
+        <w:t xml:space="preserve">Informar em todos os casos a Fraseologia do FGTS: </w:t>
+      </w:r>
+    </w:p>
+    <w:p>
+      <w:pPr>
+        <w:numPr>
+          <w:ilvl w:val="0"/>
+          <w:numId w:val="9"/>
+        </w:numPr>
+        <w:ind w:left="720" w:hanging="360"/>
+      </w:pPr>
+      <w:r>
+        <w:rPr>
+          <w:rtl w:val="0"/>
+        </w:rPr>
+        <w:t xml:space="preserve">Você pode verificar a possibilidade de negociar seu contrato ou utilizar o FGTS para abater até 80% das prestações por 12 meses ligando no 4004 0104 / 0800 104 0104 ou pelo App Habitação CAIXA.</w:t>
+      </w:r>
+    </w:p>
+    <w:p>
+      <w:pPr>
         <w:rPr>
           <w:b w:val="1"/>
           <w:bCs w:val="1"/>
-          <w:rtl w:val="0"/>
-        </w:rPr>
-        <w:t xml:space="preserve">Caso o cliente pergunte:</w:t>
-      </w:r>
-    </w:p>
-    <w:p>
-      <w:pPr>
-        <w:rPr/>
-      </w:pPr>
-      <w:r>
-        <w:rPr>
-          <w:rtl w:val="0"/>
-        </w:rPr>
-        <w:t xml:space="preserve">Dúvidas podem ser esclarecidas acessando o www.caixa.gov.br/negociar ou pelo WhatsApp 0800 104 0104.</w:t>
-      </w:r>
-    </w:p>
-    <w:p>
-      <w:pPr>
-        <w:rPr/>
+        </w:rPr>
       </w:pPr>
       <w:r>
         <w:rPr>
@@ -595,12 +671,98 @@
           <w:bCs w:val="1"/>
           <w:rtl w:val="0"/>
         </w:rPr>
+        <w:t xml:space="preserve">Atualizar e-mail e telefone celular do cliente:</w:t>
+      </w:r>
+    </w:p>
+    <w:p>
+      <w:pPr>
+        <w:numPr>
+          <w:ilvl w:val="0"/>
+          <w:numId w:val="2"/>
+        </w:numPr>
+        <w:ind w:left="720" w:hanging="360"/>
+      </w:pPr>
+      <w:r>
+        <w:rPr>
+          <w:rtl w:val="0"/>
+        </w:rPr>
+        <w:t xml:space="preserve">Gostaríamos de garantir que seus dados de contato estejam atualizados para que possamos enviar informações necessárias e futuras comunicações. Poderia, por favor, confirmar o seu e-mail e o telefone atual?</w:t>
+      </w:r>
+    </w:p>
+    <w:p>
+      <w:pPr>
+        <w:rPr/>
+      </w:pPr>
+      <w:r>
+        <w:rPr>
+          <w:rtl w:val="0"/>
+        </w:rPr>
+      </w:r>
+    </w:p>
+    <w:p>
+      <w:pPr>
+        <w:rPr>
+          <w:b w:val="1"/>
+          <w:bCs w:val="1"/>
+        </w:rPr>
+      </w:pPr>
+      <w:r>
+        <w:rPr>
+          <w:b w:val="1"/>
+          <w:bCs w:val="1"/>
+          <w:rtl w:val="0"/>
+        </w:rPr>
+        <w:t xml:space="preserve">Caso o cliente pergunte:</w:t>
+      </w:r>
+    </w:p>
+    <w:p>
+      <w:pPr>
+        <w:numPr>
+          <w:ilvl w:val="0"/>
+          <w:numId w:val="8"/>
+        </w:numPr>
+        <w:ind w:left="720" w:hanging="360"/>
+      </w:pPr>
+      <w:r>
+        <w:rPr>
+          <w:rtl w:val="0"/>
+        </w:rPr>
+        <w:t xml:space="preserve">Dúvidas podem ser esclarecidas acessando o www.caixa.gov.br/negociar ou pelo WhatsApp 0800 104 0104.</w:t>
+      </w:r>
+    </w:p>
+    <w:p>
+      <w:pPr>
+        <w:rPr/>
+      </w:pPr>
+      <w:r>
+        <w:rPr>
+          <w:rtl w:val="0"/>
+        </w:rPr>
+      </w:r>
+    </w:p>
+    <w:p>
+      <w:pPr>
+        <w:rPr>
+          <w:b w:val="1"/>
+          <w:bCs w:val="1"/>
+        </w:rPr>
+      </w:pPr>
+      <w:r>
+        <w:rPr>
+          <w:b w:val="1"/>
+          <w:bCs w:val="1"/>
+          <w:rtl w:val="0"/>
+        </w:rPr>
         <w:t xml:space="preserve">Se o boleto não estiver disponível:</w:t>
       </w:r>
     </w:p>
     <w:p>
       <w:pPr>
-        <w:rPr/>
+        <w:numPr>
+          <w:ilvl w:val="0"/>
+          <w:numId w:val="12"/>
+        </w:numPr>
+        <w:ind w:left="720" w:hanging="360"/>
       </w:pPr>
       <w:r>
         <w:rPr>
@@ -646,7 +808,1364 @@
 </file>
 
 <file path=word/numbering.xml><?xml version="1.0" encoding="utf-8"?>
-<w:numbering xmlns:mc="http://schemas.openxmlformats.org/markup-compatibility/2006" xmlns:o="urn:schemas-microsoft-com:office:office" xmlns:r="http://schemas.openxmlformats.org/officeDocument/2006/relationships" xmlns:m="http://schemas.openxmlformats.org/officeDocument/2006/math" xmlns:v="urn:schemas-microsoft-com:vml" xmlns:wp="http://schemas.openxmlformats.org/drawingml/2006/wordprocessingDrawing" xmlns:w10="urn:schemas-microsoft-com:office:word" xmlns:w="http://schemas.openxmlformats.org/wordprocessingml/2006/main" xmlns:wne="http://schemas.microsoft.com/office/word/2006/wordml" xmlns:sl="http://schemas.openxmlformats.org/schemaLibrary/2006/main" xmlns:a="http://schemas.openxmlformats.org/drawingml/2006/main" xmlns:pic="http://schemas.openxmlformats.org/drawingml/2006/picture" xmlns:c="http://schemas.openxmlformats.org/drawingml/2006/chart" xmlns:lc="http://schemas.openxmlformats.org/drawingml/2006/lockedCanvas" xmlns:dgm="http://schemas.openxmlformats.org/drawingml/2006/diagram" xmlns:wps="http://schemas.microsoft.com/office/word/2010/wordprocessingShape" xmlns:wpg="http://schemas.microsoft.com/office/word/2010/wordprocessingGroup" xmlns:w14="http://schemas.microsoft.com/office/word/2010/wordml" xmlns:w15="http://schemas.microsoft.com/office/word/2012/wordml" xmlns:w16="http://schemas.microsoft.com/office/word/2018/wordml" xmlns:w16cex="http://schemas.microsoft.com/office/word/2018/wordml/cex" xmlns:w16cid="http://schemas.microsoft.com/office/word/2016/wordml/cid" xmlns="http://schemas.microsoft.com/office/tasks/2019/documenttasks" xmlns:cr="http://schemas.microsoft.com/office/comments/2020/reactions"/>
+<w:numbering xmlns:mc="http://schemas.openxmlformats.org/markup-compatibility/2006" xmlns:o="urn:schemas-microsoft-com:office:office" xmlns:r="http://schemas.openxmlformats.org/officeDocument/2006/relationships" xmlns:m="http://schemas.openxmlformats.org/officeDocument/2006/math" xmlns:v="urn:schemas-microsoft-com:vml" xmlns:wp="http://schemas.openxmlformats.org/drawingml/2006/wordprocessingDrawing" xmlns:w10="urn:schemas-microsoft-com:office:word" xmlns:w="http://schemas.openxmlformats.org/wordprocessingml/2006/main" xmlns:wne="http://schemas.microsoft.com/office/word/2006/wordml" xmlns:sl="http://schemas.openxmlformats.org/schemaLibrary/2006/main" xmlns:a="http://schemas.openxmlformats.org/drawingml/2006/main" xmlns:pic="http://schemas.openxmlformats.org/drawingml/2006/picture" xmlns:c="http://schemas.openxmlformats.org/drawingml/2006/chart" xmlns:lc="http://schemas.openxmlformats.org/drawingml/2006/lockedCanvas" xmlns:dgm="http://schemas.openxmlformats.org/drawingml/2006/diagram" xmlns:wps="http://schemas.microsoft.com/office/word/2010/wordprocessingShape" xmlns:wpg="http://schemas.microsoft.com/office/word/2010/wordprocessingGroup" xmlns:w14="http://schemas.microsoft.com/office/word/2010/wordml" xmlns:w15="http://schemas.microsoft.com/office/word/2012/wordml" xmlns:w16="http://schemas.microsoft.com/office/word/2018/wordml" xmlns:w16cex="http://schemas.microsoft.com/office/word/2018/wordml/cex" xmlns:w16cid="http://schemas.microsoft.com/office/word/2016/wordml/cid" xmlns="http://schemas.microsoft.com/office/tasks/2019/documenttasks" xmlns:cr="http://schemas.microsoft.com/office/comments/2020/reactions">
+  <w:abstractNum w:abstractNumId="1">
+    <w:lvl w:ilvl="0">
+      <w:start w:val="1"/>
+      <w:numFmt w:val="bullet"/>
+      <w:lvlText w:val="●"/>
+      <w:lvlJc w:val="left"/>
+      <w:pPr>
+        <w:ind w:left="720" w:hanging="360"/>
+      </w:pPr>
+      <w:rPr>
+        <w:u w:val="none"/>
+      </w:rPr>
+    </w:lvl>
+    <w:lvl w:ilvl="1">
+      <w:start w:val="1"/>
+      <w:numFmt w:val="bullet"/>
+      <w:lvlText w:val="○"/>
+      <w:lvlJc w:val="left"/>
+      <w:pPr>
+        <w:ind w:left="1440" w:hanging="360"/>
+      </w:pPr>
+      <w:rPr>
+        <w:u w:val="none"/>
+      </w:rPr>
+    </w:lvl>
+    <w:lvl w:ilvl="2">
+      <w:start w:val="1"/>
+      <w:numFmt w:val="bullet"/>
+      <w:lvlText w:val="■"/>
+      <w:lvlJc w:val="left"/>
+      <w:pPr>
+        <w:ind w:left="2160" w:hanging="360"/>
+      </w:pPr>
+      <w:rPr>
+        <w:u w:val="none"/>
+      </w:rPr>
+    </w:lvl>
+    <w:lvl w:ilvl="3">
+      <w:start w:val="1"/>
+      <w:numFmt w:val="bullet"/>
+      <w:lvlText w:val="●"/>
+      <w:lvlJc w:val="left"/>
+      <w:pPr>
+        <w:ind w:left="2880" w:hanging="360"/>
+      </w:pPr>
+      <w:rPr>
+        <w:u w:val="none"/>
+      </w:rPr>
+    </w:lvl>
+    <w:lvl w:ilvl="4">
+      <w:start w:val="1"/>
+      <w:numFmt w:val="bullet"/>
+      <w:lvlText w:val="○"/>
+      <w:lvlJc w:val="left"/>
+      <w:pPr>
+        <w:ind w:left="3600" w:hanging="360"/>
+      </w:pPr>
+      <w:rPr>
+        <w:u w:val="none"/>
+      </w:rPr>
+    </w:lvl>
+    <w:lvl w:ilvl="5">
+      <w:start w:val="1"/>
+      <w:numFmt w:val="bullet"/>
+      <w:lvlText w:val="■"/>
+      <w:lvlJc w:val="left"/>
+      <w:pPr>
+        <w:ind w:left="4320" w:hanging="360"/>
+      </w:pPr>
+      <w:rPr>
+        <w:u w:val="none"/>
+      </w:rPr>
+    </w:lvl>
+    <w:lvl w:ilvl="6">
+      <w:start w:val="1"/>
+      <w:numFmt w:val="bullet"/>
+      <w:lvlText w:val="●"/>
+      <w:lvlJc w:val="left"/>
+      <w:pPr>
+        <w:ind w:left="5040" w:hanging="360"/>
+      </w:pPr>
+      <w:rPr>
+        <w:u w:val="none"/>
+      </w:rPr>
+    </w:lvl>
+    <w:lvl w:ilvl="7">
+      <w:start w:val="1"/>
+      <w:numFmt w:val="bullet"/>
+      <w:lvlText w:val="○"/>
+      <w:lvlJc w:val="left"/>
+      <w:pPr>
+        <w:ind w:left="5760" w:hanging="360"/>
+      </w:pPr>
+      <w:rPr>
+        <w:u w:val="none"/>
+      </w:rPr>
+    </w:lvl>
+    <w:lvl w:ilvl="8">
+      <w:start w:val="1"/>
+      <w:numFmt w:val="bullet"/>
+      <w:lvlText w:val="■"/>
+      <w:lvlJc w:val="left"/>
+      <w:pPr>
+        <w:ind w:left="6480" w:hanging="360"/>
+      </w:pPr>
+      <w:rPr>
+        <w:u w:val="none"/>
+      </w:rPr>
+    </w:lvl>
+  </w:abstractNum>
+  <w:abstractNum w:abstractNumId="2">
+    <w:lvl w:ilvl="0">
+      <w:start w:val="1"/>
+      <w:numFmt w:val="bullet"/>
+      <w:lvlText w:val="●"/>
+      <w:lvlJc w:val="left"/>
+      <w:pPr>
+        <w:ind w:left="720" w:hanging="360"/>
+      </w:pPr>
+      <w:rPr>
+        <w:u w:val="none"/>
+      </w:rPr>
+    </w:lvl>
+    <w:lvl w:ilvl="1">
+      <w:start w:val="1"/>
+      <w:numFmt w:val="bullet"/>
+      <w:lvlText w:val="○"/>
+      <w:lvlJc w:val="left"/>
+      <w:pPr>
+        <w:ind w:left="1440" w:hanging="360"/>
+      </w:pPr>
+      <w:rPr>
+        <w:u w:val="none"/>
+      </w:rPr>
+    </w:lvl>
+    <w:lvl w:ilvl="2">
+      <w:start w:val="1"/>
+      <w:numFmt w:val="bullet"/>
+      <w:lvlText w:val="■"/>
+      <w:lvlJc w:val="left"/>
+      <w:pPr>
+        <w:ind w:left="2160" w:hanging="360"/>
+      </w:pPr>
+      <w:rPr>
+        <w:u w:val="none"/>
+      </w:rPr>
+    </w:lvl>
+    <w:lvl w:ilvl="3">
+      <w:start w:val="1"/>
+      <w:numFmt w:val="bullet"/>
+      <w:lvlText w:val="●"/>
+      <w:lvlJc w:val="left"/>
+      <w:pPr>
+        <w:ind w:left="2880" w:hanging="360"/>
+      </w:pPr>
+      <w:rPr>
+        <w:u w:val="none"/>
+      </w:rPr>
+    </w:lvl>
+    <w:lvl w:ilvl="4">
+      <w:start w:val="1"/>
+      <w:numFmt w:val="bullet"/>
+      <w:lvlText w:val="○"/>
+      <w:lvlJc w:val="left"/>
+      <w:pPr>
+        <w:ind w:left="3600" w:hanging="360"/>
+      </w:pPr>
+      <w:rPr>
+        <w:u w:val="none"/>
+      </w:rPr>
+    </w:lvl>
+    <w:lvl w:ilvl="5">
+      <w:start w:val="1"/>
+      <w:numFmt w:val="bullet"/>
+      <w:lvlText w:val="■"/>
+      <w:lvlJc w:val="left"/>
+      <w:pPr>
+        <w:ind w:left="4320" w:hanging="360"/>
+      </w:pPr>
+      <w:rPr>
+        <w:u w:val="none"/>
+      </w:rPr>
+    </w:lvl>
+    <w:lvl w:ilvl="6">
+      <w:start w:val="1"/>
+      <w:numFmt w:val="bullet"/>
+      <w:lvlText w:val="●"/>
+      <w:lvlJc w:val="left"/>
+      <w:pPr>
+        <w:ind w:left="5040" w:hanging="360"/>
+      </w:pPr>
+      <w:rPr>
+        <w:u w:val="none"/>
+      </w:rPr>
+    </w:lvl>
+    <w:lvl w:ilvl="7">
+      <w:start w:val="1"/>
+      <w:numFmt w:val="bullet"/>
+      <w:lvlText w:val="○"/>
+      <w:lvlJc w:val="left"/>
+      <w:pPr>
+        <w:ind w:left="5760" w:hanging="360"/>
+      </w:pPr>
+      <w:rPr>
+        <w:u w:val="none"/>
+      </w:rPr>
+    </w:lvl>
+    <w:lvl w:ilvl="8">
+      <w:start w:val="1"/>
+      <w:numFmt w:val="bullet"/>
+      <w:lvlText w:val="■"/>
+      <w:lvlJc w:val="left"/>
+      <w:pPr>
+        <w:ind w:left="6480" w:hanging="360"/>
+      </w:pPr>
+      <w:rPr>
+        <w:u w:val="none"/>
+      </w:rPr>
+    </w:lvl>
+  </w:abstractNum>
+  <w:abstractNum w:abstractNumId="3">
+    <w:lvl w:ilvl="0">
+      <w:start w:val="1"/>
+      <w:numFmt w:val="bullet"/>
+      <w:lvlText w:val="●"/>
+      <w:lvlJc w:val="left"/>
+      <w:pPr>
+        <w:ind w:left="720" w:hanging="360"/>
+      </w:pPr>
+      <w:rPr>
+        <w:u w:val="none"/>
+      </w:rPr>
+    </w:lvl>
+    <w:lvl w:ilvl="1">
+      <w:start w:val="1"/>
+      <w:numFmt w:val="bullet"/>
+      <w:lvlText w:val="○"/>
+      <w:lvlJc w:val="left"/>
+      <w:pPr>
+        <w:ind w:left="1440" w:hanging="360"/>
+      </w:pPr>
+      <w:rPr>
+        <w:u w:val="none"/>
+      </w:rPr>
+    </w:lvl>
+    <w:lvl w:ilvl="2">
+      <w:start w:val="1"/>
+      <w:numFmt w:val="bullet"/>
+      <w:lvlText w:val="■"/>
+      <w:lvlJc w:val="left"/>
+      <w:pPr>
+        <w:ind w:left="2160" w:hanging="360"/>
+      </w:pPr>
+      <w:rPr>
+        <w:u w:val="none"/>
+      </w:rPr>
+    </w:lvl>
+    <w:lvl w:ilvl="3">
+      <w:start w:val="1"/>
+      <w:numFmt w:val="bullet"/>
+      <w:lvlText w:val="●"/>
+      <w:lvlJc w:val="left"/>
+      <w:pPr>
+        <w:ind w:left="2880" w:hanging="360"/>
+      </w:pPr>
+      <w:rPr>
+        <w:u w:val="none"/>
+      </w:rPr>
+    </w:lvl>
+    <w:lvl w:ilvl="4">
+      <w:start w:val="1"/>
+      <w:numFmt w:val="bullet"/>
+      <w:lvlText w:val="○"/>
+      <w:lvlJc w:val="left"/>
+      <w:pPr>
+        <w:ind w:left="3600" w:hanging="360"/>
+      </w:pPr>
+      <w:rPr>
+        <w:u w:val="none"/>
+      </w:rPr>
+    </w:lvl>
+    <w:lvl w:ilvl="5">
+      <w:start w:val="1"/>
+      <w:numFmt w:val="bullet"/>
+      <w:lvlText w:val="■"/>
+      <w:lvlJc w:val="left"/>
+      <w:pPr>
+        <w:ind w:left="4320" w:hanging="360"/>
+      </w:pPr>
+      <w:rPr>
+        <w:u w:val="none"/>
+      </w:rPr>
+    </w:lvl>
+    <w:lvl w:ilvl="6">
+      <w:start w:val="1"/>
+      <w:numFmt w:val="bullet"/>
+      <w:lvlText w:val="●"/>
+      <w:lvlJc w:val="left"/>
+      <w:pPr>
+        <w:ind w:left="5040" w:hanging="360"/>
+      </w:pPr>
+      <w:rPr>
+        <w:u w:val="none"/>
+      </w:rPr>
+    </w:lvl>
+    <w:lvl w:ilvl="7">
+      <w:start w:val="1"/>
+      <w:numFmt w:val="bullet"/>
+      <w:lvlText w:val="○"/>
+      <w:lvlJc w:val="left"/>
+      <w:pPr>
+        <w:ind w:left="5760" w:hanging="360"/>
+      </w:pPr>
+      <w:rPr>
+        <w:u w:val="none"/>
+      </w:rPr>
+    </w:lvl>
+    <w:lvl w:ilvl="8">
+      <w:start w:val="1"/>
+      <w:numFmt w:val="bullet"/>
+      <w:lvlText w:val="■"/>
+      <w:lvlJc w:val="left"/>
+      <w:pPr>
+        <w:ind w:left="6480" w:hanging="360"/>
+      </w:pPr>
+      <w:rPr>
+        <w:u w:val="none"/>
+      </w:rPr>
+    </w:lvl>
+  </w:abstractNum>
+  <w:abstractNum w:abstractNumId="4">
+    <w:lvl w:ilvl="0">
+      <w:start w:val="1"/>
+      <w:numFmt w:val="bullet"/>
+      <w:lvlText w:val="●"/>
+      <w:lvlJc w:val="left"/>
+      <w:pPr>
+        <w:ind w:left="720" w:hanging="360"/>
+      </w:pPr>
+      <w:rPr>
+        <w:u w:val="none"/>
+      </w:rPr>
+    </w:lvl>
+    <w:lvl w:ilvl="1">
+      <w:start w:val="1"/>
+      <w:numFmt w:val="bullet"/>
+      <w:lvlText w:val="○"/>
+      <w:lvlJc w:val="left"/>
+      <w:pPr>
+        <w:ind w:left="1440" w:hanging="360"/>
+      </w:pPr>
+      <w:rPr>
+        <w:u w:val="none"/>
+      </w:rPr>
+    </w:lvl>
+    <w:lvl w:ilvl="2">
+      <w:start w:val="1"/>
+      <w:numFmt w:val="bullet"/>
+      <w:lvlText w:val="■"/>
+      <w:lvlJc w:val="left"/>
+      <w:pPr>
+        <w:ind w:left="2160" w:hanging="360"/>
+      </w:pPr>
+      <w:rPr>
+        <w:u w:val="none"/>
+      </w:rPr>
+    </w:lvl>
+    <w:lvl w:ilvl="3">
+      <w:start w:val="1"/>
+      <w:numFmt w:val="bullet"/>
+      <w:lvlText w:val="●"/>
+      <w:lvlJc w:val="left"/>
+      <w:pPr>
+        <w:ind w:left="2880" w:hanging="360"/>
+      </w:pPr>
+      <w:rPr>
+        <w:u w:val="none"/>
+      </w:rPr>
+    </w:lvl>
+    <w:lvl w:ilvl="4">
+      <w:start w:val="1"/>
+      <w:numFmt w:val="bullet"/>
+      <w:lvlText w:val="○"/>
+      <w:lvlJc w:val="left"/>
+      <w:pPr>
+        <w:ind w:left="3600" w:hanging="360"/>
+      </w:pPr>
+      <w:rPr>
+        <w:u w:val="none"/>
+      </w:rPr>
+    </w:lvl>
+    <w:lvl w:ilvl="5">
+      <w:start w:val="1"/>
+      <w:numFmt w:val="bullet"/>
+      <w:lvlText w:val="■"/>
+      <w:lvlJc w:val="left"/>
+      <w:pPr>
+        <w:ind w:left="4320" w:hanging="360"/>
+      </w:pPr>
+      <w:rPr>
+        <w:u w:val="none"/>
+      </w:rPr>
+    </w:lvl>
+    <w:lvl w:ilvl="6">
+      <w:start w:val="1"/>
+      <w:numFmt w:val="bullet"/>
+      <w:lvlText w:val="●"/>
+      <w:lvlJc w:val="left"/>
+      <w:pPr>
+        <w:ind w:left="5040" w:hanging="360"/>
+      </w:pPr>
+      <w:rPr>
+        <w:u w:val="none"/>
+      </w:rPr>
+    </w:lvl>
+    <w:lvl w:ilvl="7">
+      <w:start w:val="1"/>
+      <w:numFmt w:val="bullet"/>
+      <w:lvlText w:val="○"/>
+      <w:lvlJc w:val="left"/>
+      <w:pPr>
+        <w:ind w:left="5760" w:hanging="360"/>
+      </w:pPr>
+      <w:rPr>
+        <w:u w:val="none"/>
+      </w:rPr>
+    </w:lvl>
+    <w:lvl w:ilvl="8">
+      <w:start w:val="1"/>
+      <w:numFmt w:val="bullet"/>
+      <w:lvlText w:val="■"/>
+      <w:lvlJc w:val="left"/>
+      <w:pPr>
+        <w:ind w:left="6480" w:hanging="360"/>
+      </w:pPr>
+      <w:rPr>
+        <w:u w:val="none"/>
+      </w:rPr>
+    </w:lvl>
+  </w:abstractNum>
+  <w:abstractNum w:abstractNumId="5">
+    <w:lvl w:ilvl="0">
+      <w:start w:val="1"/>
+      <w:numFmt w:val="bullet"/>
+      <w:lvlText w:val="●"/>
+      <w:lvlJc w:val="left"/>
+      <w:pPr>
+        <w:ind w:left="720" w:hanging="360"/>
+      </w:pPr>
+      <w:rPr>
+        <w:u w:val="none"/>
+      </w:rPr>
+    </w:lvl>
+    <w:lvl w:ilvl="1">
+      <w:start w:val="1"/>
+      <w:numFmt w:val="bullet"/>
+      <w:lvlText w:val="○"/>
+      <w:lvlJc w:val="left"/>
+      <w:pPr>
+        <w:ind w:left="1440" w:hanging="360"/>
+      </w:pPr>
+      <w:rPr>
+        <w:u w:val="none"/>
+      </w:rPr>
+    </w:lvl>
+    <w:lvl w:ilvl="2">
+      <w:start w:val="1"/>
+      <w:numFmt w:val="bullet"/>
+      <w:lvlText w:val="■"/>
+      <w:lvlJc w:val="left"/>
+      <w:pPr>
+        <w:ind w:left="2160" w:hanging="360"/>
+      </w:pPr>
+      <w:rPr>
+        <w:u w:val="none"/>
+      </w:rPr>
+    </w:lvl>
+    <w:lvl w:ilvl="3">
+      <w:start w:val="1"/>
+      <w:numFmt w:val="bullet"/>
+      <w:lvlText w:val="●"/>
+      <w:lvlJc w:val="left"/>
+      <w:pPr>
+        <w:ind w:left="2880" w:hanging="360"/>
+      </w:pPr>
+      <w:rPr>
+        <w:u w:val="none"/>
+      </w:rPr>
+    </w:lvl>
+    <w:lvl w:ilvl="4">
+      <w:start w:val="1"/>
+      <w:numFmt w:val="bullet"/>
+      <w:lvlText w:val="○"/>
+      <w:lvlJc w:val="left"/>
+      <w:pPr>
+        <w:ind w:left="3600" w:hanging="360"/>
+      </w:pPr>
+      <w:rPr>
+        <w:u w:val="none"/>
+      </w:rPr>
+    </w:lvl>
+    <w:lvl w:ilvl="5">
+      <w:start w:val="1"/>
+      <w:numFmt w:val="bullet"/>
+      <w:lvlText w:val="■"/>
+      <w:lvlJc w:val="left"/>
+      <w:pPr>
+        <w:ind w:left="4320" w:hanging="360"/>
+      </w:pPr>
+      <w:rPr>
+        <w:u w:val="none"/>
+      </w:rPr>
+    </w:lvl>
+    <w:lvl w:ilvl="6">
+      <w:start w:val="1"/>
+      <w:numFmt w:val="bullet"/>
+      <w:lvlText w:val="●"/>
+      <w:lvlJc w:val="left"/>
+      <w:pPr>
+        <w:ind w:left="5040" w:hanging="360"/>
+      </w:pPr>
+      <w:rPr>
+        <w:u w:val="none"/>
+      </w:rPr>
+    </w:lvl>
+    <w:lvl w:ilvl="7">
+      <w:start w:val="1"/>
+      <w:numFmt w:val="bullet"/>
+      <w:lvlText w:val="○"/>
+      <w:lvlJc w:val="left"/>
+      <w:pPr>
+        <w:ind w:left="5760" w:hanging="360"/>
+      </w:pPr>
+      <w:rPr>
+        <w:u w:val="none"/>
+      </w:rPr>
+    </w:lvl>
+    <w:lvl w:ilvl="8">
+      <w:start w:val="1"/>
+      <w:numFmt w:val="bullet"/>
+      <w:lvlText w:val="■"/>
+      <w:lvlJc w:val="left"/>
+      <w:pPr>
+        <w:ind w:left="6480" w:hanging="360"/>
+      </w:pPr>
+      <w:rPr>
+        <w:u w:val="none"/>
+      </w:rPr>
+    </w:lvl>
+  </w:abstractNum>
+  <w:abstractNum w:abstractNumId="6">
+    <w:lvl w:ilvl="0">
+      <w:start w:val="1"/>
+      <w:numFmt w:val="bullet"/>
+      <w:lvlText w:val="●"/>
+      <w:lvlJc w:val="left"/>
+      <w:pPr>
+        <w:ind w:left="720" w:hanging="360"/>
+      </w:pPr>
+      <w:rPr>
+        <w:u w:val="none"/>
+      </w:rPr>
+    </w:lvl>
+    <w:lvl w:ilvl="1">
+      <w:start w:val="1"/>
+      <w:numFmt w:val="bullet"/>
+      <w:lvlText w:val="○"/>
+      <w:lvlJc w:val="left"/>
+      <w:pPr>
+        <w:ind w:left="1440" w:hanging="360"/>
+      </w:pPr>
+      <w:rPr>
+        <w:u w:val="none"/>
+      </w:rPr>
+    </w:lvl>
+    <w:lvl w:ilvl="2">
+      <w:start w:val="1"/>
+      <w:numFmt w:val="bullet"/>
+      <w:lvlText w:val="■"/>
+      <w:lvlJc w:val="left"/>
+      <w:pPr>
+        <w:ind w:left="2160" w:hanging="360"/>
+      </w:pPr>
+      <w:rPr>
+        <w:u w:val="none"/>
+      </w:rPr>
+    </w:lvl>
+    <w:lvl w:ilvl="3">
+      <w:start w:val="1"/>
+      <w:numFmt w:val="bullet"/>
+      <w:lvlText w:val="●"/>
+      <w:lvlJc w:val="left"/>
+      <w:pPr>
+        <w:ind w:left="2880" w:hanging="360"/>
+      </w:pPr>
+      <w:rPr>
+        <w:u w:val="none"/>
+      </w:rPr>
+    </w:lvl>
+    <w:lvl w:ilvl="4">
+      <w:start w:val="1"/>
+      <w:numFmt w:val="bullet"/>
+      <w:lvlText w:val="○"/>
+      <w:lvlJc w:val="left"/>
+      <w:pPr>
+        <w:ind w:left="3600" w:hanging="360"/>
+      </w:pPr>
+      <w:rPr>
+        <w:u w:val="none"/>
+      </w:rPr>
+    </w:lvl>
+    <w:lvl w:ilvl="5">
+      <w:start w:val="1"/>
+      <w:numFmt w:val="bullet"/>
+      <w:lvlText w:val="■"/>
+      <w:lvlJc w:val="left"/>
+      <w:pPr>
+        <w:ind w:left="4320" w:hanging="360"/>
+      </w:pPr>
+      <w:rPr>
+        <w:u w:val="none"/>
+      </w:rPr>
+    </w:lvl>
+    <w:lvl w:ilvl="6">
+      <w:start w:val="1"/>
+      <w:numFmt w:val="bullet"/>
+      <w:lvlText w:val="●"/>
+      <w:lvlJc w:val="left"/>
+      <w:pPr>
+        <w:ind w:left="5040" w:hanging="360"/>
+      </w:pPr>
+      <w:rPr>
+        <w:u w:val="none"/>
+      </w:rPr>
+    </w:lvl>
+    <w:lvl w:ilvl="7">
+      <w:start w:val="1"/>
+      <w:numFmt w:val="bullet"/>
+      <w:lvlText w:val="○"/>
+      <w:lvlJc w:val="left"/>
+      <w:pPr>
+        <w:ind w:left="5760" w:hanging="360"/>
+      </w:pPr>
+      <w:rPr>
+        <w:u w:val="none"/>
+      </w:rPr>
+    </w:lvl>
+    <w:lvl w:ilvl="8">
+      <w:start w:val="1"/>
+      <w:numFmt w:val="bullet"/>
+      <w:lvlText w:val="■"/>
+      <w:lvlJc w:val="left"/>
+      <w:pPr>
+        <w:ind w:left="6480" w:hanging="360"/>
+      </w:pPr>
+      <w:rPr>
+        <w:u w:val="none"/>
+      </w:rPr>
+    </w:lvl>
+  </w:abstractNum>
+  <w:abstractNum w:abstractNumId="7">
+    <w:lvl w:ilvl="0">
+      <w:start w:val="1"/>
+      <w:numFmt w:val="bullet"/>
+      <w:lvlText w:val="●"/>
+      <w:lvlJc w:val="left"/>
+      <w:pPr>
+        <w:ind w:left="720" w:hanging="360"/>
+      </w:pPr>
+      <w:rPr>
+        <w:u w:val="none"/>
+      </w:rPr>
+    </w:lvl>
+    <w:lvl w:ilvl="1">
+      <w:start w:val="1"/>
+      <w:numFmt w:val="bullet"/>
+      <w:lvlText w:val="○"/>
+      <w:lvlJc w:val="left"/>
+      <w:pPr>
+        <w:ind w:left="1440" w:hanging="360"/>
+      </w:pPr>
+      <w:rPr>
+        <w:u w:val="none"/>
+      </w:rPr>
+    </w:lvl>
+    <w:lvl w:ilvl="2">
+      <w:start w:val="1"/>
+      <w:numFmt w:val="bullet"/>
+      <w:lvlText w:val="■"/>
+      <w:lvlJc w:val="left"/>
+      <w:pPr>
+        <w:ind w:left="2160" w:hanging="360"/>
+      </w:pPr>
+      <w:rPr>
+        <w:u w:val="none"/>
+      </w:rPr>
+    </w:lvl>
+    <w:lvl w:ilvl="3">
+      <w:start w:val="1"/>
+      <w:numFmt w:val="bullet"/>
+      <w:lvlText w:val="●"/>
+      <w:lvlJc w:val="left"/>
+      <w:pPr>
+        <w:ind w:left="2880" w:hanging="360"/>
+      </w:pPr>
+      <w:rPr>
+        <w:u w:val="none"/>
+      </w:rPr>
+    </w:lvl>
+    <w:lvl w:ilvl="4">
+      <w:start w:val="1"/>
+      <w:numFmt w:val="bullet"/>
+      <w:lvlText w:val="○"/>
+      <w:lvlJc w:val="left"/>
+      <w:pPr>
+        <w:ind w:left="3600" w:hanging="360"/>
+      </w:pPr>
+      <w:rPr>
+        <w:u w:val="none"/>
+      </w:rPr>
+    </w:lvl>
+    <w:lvl w:ilvl="5">
+      <w:start w:val="1"/>
+      <w:numFmt w:val="bullet"/>
+      <w:lvlText w:val="■"/>
+      <w:lvlJc w:val="left"/>
+      <w:pPr>
+        <w:ind w:left="4320" w:hanging="360"/>
+      </w:pPr>
+      <w:rPr>
+        <w:u w:val="none"/>
+      </w:rPr>
+    </w:lvl>
+    <w:lvl w:ilvl="6">
+      <w:start w:val="1"/>
+      <w:numFmt w:val="bullet"/>
+      <w:lvlText w:val="●"/>
+      <w:lvlJc w:val="left"/>
+      <w:pPr>
+        <w:ind w:left="5040" w:hanging="360"/>
+      </w:pPr>
+      <w:rPr>
+        <w:u w:val="none"/>
+      </w:rPr>
+    </w:lvl>
+    <w:lvl w:ilvl="7">
+      <w:start w:val="1"/>
+      <w:numFmt w:val="bullet"/>
+      <w:lvlText w:val="○"/>
+      <w:lvlJc w:val="left"/>
+      <w:pPr>
+        <w:ind w:left="5760" w:hanging="360"/>
+      </w:pPr>
+      <w:rPr>
+        <w:u w:val="none"/>
+      </w:rPr>
+    </w:lvl>
+    <w:lvl w:ilvl="8">
+      <w:start w:val="1"/>
+      <w:numFmt w:val="bullet"/>
+      <w:lvlText w:val="■"/>
+      <w:lvlJc w:val="left"/>
+      <w:pPr>
+        <w:ind w:left="6480" w:hanging="360"/>
+      </w:pPr>
+      <w:rPr>
+        <w:u w:val="none"/>
+      </w:rPr>
+    </w:lvl>
+  </w:abstractNum>
+  <w:abstractNum w:abstractNumId="8">
+    <w:lvl w:ilvl="0">
+      <w:start w:val="1"/>
+      <w:numFmt w:val="bullet"/>
+      <w:lvlText w:val="●"/>
+      <w:lvlJc w:val="left"/>
+      <w:pPr>
+        <w:ind w:left="720" w:hanging="360"/>
+      </w:pPr>
+      <w:rPr>
+        <w:u w:val="none"/>
+      </w:rPr>
+    </w:lvl>
+    <w:lvl w:ilvl="1">
+      <w:start w:val="1"/>
+      <w:numFmt w:val="bullet"/>
+      <w:lvlText w:val="○"/>
+      <w:lvlJc w:val="left"/>
+      <w:pPr>
+        <w:ind w:left="1440" w:hanging="360"/>
+      </w:pPr>
+      <w:rPr>
+        <w:u w:val="none"/>
+      </w:rPr>
+    </w:lvl>
+    <w:lvl w:ilvl="2">
+      <w:start w:val="1"/>
+      <w:numFmt w:val="bullet"/>
+      <w:lvlText w:val="■"/>
+      <w:lvlJc w:val="left"/>
+      <w:pPr>
+        <w:ind w:left="2160" w:hanging="360"/>
+      </w:pPr>
+      <w:rPr>
+        <w:u w:val="none"/>
+      </w:rPr>
+    </w:lvl>
+    <w:lvl w:ilvl="3">
+      <w:start w:val="1"/>
+      <w:numFmt w:val="bullet"/>
+      <w:lvlText w:val="●"/>
+      <w:lvlJc w:val="left"/>
+      <w:pPr>
+        <w:ind w:left="2880" w:hanging="360"/>
+      </w:pPr>
+      <w:rPr>
+        <w:u w:val="none"/>
+      </w:rPr>
+    </w:lvl>
+    <w:lvl w:ilvl="4">
+      <w:start w:val="1"/>
+      <w:numFmt w:val="bullet"/>
+      <w:lvlText w:val="○"/>
+      <w:lvlJc w:val="left"/>
+      <w:pPr>
+        <w:ind w:left="3600" w:hanging="360"/>
+      </w:pPr>
+      <w:rPr>
+        <w:u w:val="none"/>
+      </w:rPr>
+    </w:lvl>
+    <w:lvl w:ilvl="5">
+      <w:start w:val="1"/>
+      <w:numFmt w:val="bullet"/>
+      <w:lvlText w:val="■"/>
+      <w:lvlJc w:val="left"/>
+      <w:pPr>
+        <w:ind w:left="4320" w:hanging="360"/>
+      </w:pPr>
+      <w:rPr>
+        <w:u w:val="none"/>
+      </w:rPr>
+    </w:lvl>
+    <w:lvl w:ilvl="6">
+      <w:start w:val="1"/>
+      <w:numFmt w:val="bullet"/>
+      <w:lvlText w:val="●"/>
+      <w:lvlJc w:val="left"/>
+      <w:pPr>
+        <w:ind w:left="5040" w:hanging="360"/>
+      </w:pPr>
+      <w:rPr>
+        <w:u w:val="none"/>
+      </w:rPr>
+    </w:lvl>
+    <w:lvl w:ilvl="7">
+      <w:start w:val="1"/>
+      <w:numFmt w:val="bullet"/>
+      <w:lvlText w:val="○"/>
+      <w:lvlJc w:val="left"/>
+      <w:pPr>
+        <w:ind w:left="5760" w:hanging="360"/>
+      </w:pPr>
+      <w:rPr>
+        <w:u w:val="none"/>
+      </w:rPr>
+    </w:lvl>
+    <w:lvl w:ilvl="8">
+      <w:start w:val="1"/>
+      <w:numFmt w:val="bullet"/>
+      <w:lvlText w:val="■"/>
+      <w:lvlJc w:val="left"/>
+      <w:pPr>
+        <w:ind w:left="6480" w:hanging="360"/>
+      </w:pPr>
+      <w:rPr>
+        <w:u w:val="none"/>
+      </w:rPr>
+    </w:lvl>
+  </w:abstractNum>
+  <w:abstractNum w:abstractNumId="9">
+    <w:lvl w:ilvl="0">
+      <w:start w:val="1"/>
+      <w:numFmt w:val="bullet"/>
+      <w:lvlText w:val="●"/>
+      <w:lvlJc w:val="left"/>
+      <w:pPr>
+        <w:ind w:left="720" w:hanging="360"/>
+      </w:pPr>
+      <w:rPr>
+        <w:u w:val="none"/>
+      </w:rPr>
+    </w:lvl>
+    <w:lvl w:ilvl="1">
+      <w:start w:val="1"/>
+      <w:numFmt w:val="bullet"/>
+      <w:lvlText w:val="○"/>
+      <w:lvlJc w:val="left"/>
+      <w:pPr>
+        <w:ind w:left="1440" w:hanging="360"/>
+      </w:pPr>
+      <w:rPr>
+        <w:u w:val="none"/>
+      </w:rPr>
+    </w:lvl>
+    <w:lvl w:ilvl="2">
+      <w:start w:val="1"/>
+      <w:numFmt w:val="bullet"/>
+      <w:lvlText w:val="■"/>
+      <w:lvlJc w:val="left"/>
+      <w:pPr>
+        <w:ind w:left="2160" w:hanging="360"/>
+      </w:pPr>
+      <w:rPr>
+        <w:u w:val="none"/>
+      </w:rPr>
+    </w:lvl>
+    <w:lvl w:ilvl="3">
+      <w:start w:val="1"/>
+      <w:numFmt w:val="bullet"/>
+      <w:lvlText w:val="●"/>
+      <w:lvlJc w:val="left"/>
+      <w:pPr>
+        <w:ind w:left="2880" w:hanging="360"/>
+      </w:pPr>
+      <w:rPr>
+        <w:u w:val="none"/>
+      </w:rPr>
+    </w:lvl>
+    <w:lvl w:ilvl="4">
+      <w:start w:val="1"/>
+      <w:numFmt w:val="bullet"/>
+      <w:lvlText w:val="○"/>
+      <w:lvlJc w:val="left"/>
+      <w:pPr>
+        <w:ind w:left="3600" w:hanging="360"/>
+      </w:pPr>
+      <w:rPr>
+        <w:u w:val="none"/>
+      </w:rPr>
+    </w:lvl>
+    <w:lvl w:ilvl="5">
+      <w:start w:val="1"/>
+      <w:numFmt w:val="bullet"/>
+      <w:lvlText w:val="■"/>
+      <w:lvlJc w:val="left"/>
+      <w:pPr>
+        <w:ind w:left="4320" w:hanging="360"/>
+      </w:pPr>
+      <w:rPr>
+        <w:u w:val="none"/>
+      </w:rPr>
+    </w:lvl>
+    <w:lvl w:ilvl="6">
+      <w:start w:val="1"/>
+      <w:numFmt w:val="bullet"/>
+      <w:lvlText w:val="●"/>
+      <w:lvlJc w:val="left"/>
+      <w:pPr>
+        <w:ind w:left="5040" w:hanging="360"/>
+      </w:pPr>
+      <w:rPr>
+        <w:u w:val="none"/>
+      </w:rPr>
+    </w:lvl>
+    <w:lvl w:ilvl="7">
+      <w:start w:val="1"/>
+      <w:numFmt w:val="bullet"/>
+      <w:lvlText w:val="○"/>
+      <w:lvlJc w:val="left"/>
+      <w:pPr>
+        <w:ind w:left="5760" w:hanging="360"/>
+      </w:pPr>
+      <w:rPr>
+        <w:u w:val="none"/>
+      </w:rPr>
+    </w:lvl>
+    <w:lvl w:ilvl="8">
+      <w:start w:val="1"/>
+      <w:numFmt w:val="bullet"/>
+      <w:lvlText w:val="■"/>
+      <w:lvlJc w:val="left"/>
+      <w:pPr>
+        <w:ind w:left="6480" w:hanging="360"/>
+      </w:pPr>
+      <w:rPr>
+        <w:u w:val="none"/>
+      </w:rPr>
+    </w:lvl>
+  </w:abstractNum>
+  <w:abstractNum w:abstractNumId="10">
+    <w:lvl w:ilvl="0">
+      <w:start w:val="1"/>
+      <w:numFmt w:val="bullet"/>
+      <w:lvlText w:val="●"/>
+      <w:lvlJc w:val="left"/>
+      <w:pPr>
+        <w:ind w:left="720" w:hanging="360"/>
+      </w:pPr>
+      <w:rPr>
+        <w:u w:val="none"/>
+      </w:rPr>
+    </w:lvl>
+    <w:lvl w:ilvl="1">
+      <w:start w:val="1"/>
+      <w:numFmt w:val="bullet"/>
+      <w:lvlText w:val="○"/>
+      <w:lvlJc w:val="left"/>
+      <w:pPr>
+        <w:ind w:left="1440" w:hanging="360"/>
+      </w:pPr>
+      <w:rPr>
+        <w:u w:val="none"/>
+      </w:rPr>
+    </w:lvl>
+    <w:lvl w:ilvl="2">
+      <w:start w:val="1"/>
+      <w:numFmt w:val="bullet"/>
+      <w:lvlText w:val="■"/>
+      <w:lvlJc w:val="left"/>
+      <w:pPr>
+        <w:ind w:left="2160" w:hanging="360"/>
+      </w:pPr>
+      <w:rPr>
+        <w:u w:val="none"/>
+      </w:rPr>
+    </w:lvl>
+    <w:lvl w:ilvl="3">
+      <w:start w:val="1"/>
+      <w:numFmt w:val="bullet"/>
+      <w:lvlText w:val="●"/>
+      <w:lvlJc w:val="left"/>
+      <w:pPr>
+        <w:ind w:left="2880" w:hanging="360"/>
+      </w:pPr>
+      <w:rPr>
+        <w:u w:val="none"/>
+      </w:rPr>
+    </w:lvl>
+    <w:lvl w:ilvl="4">
+      <w:start w:val="1"/>
+      <w:numFmt w:val="bullet"/>
+      <w:lvlText w:val="○"/>
+      <w:lvlJc w:val="left"/>
+      <w:pPr>
+        <w:ind w:left="3600" w:hanging="360"/>
+      </w:pPr>
+      <w:rPr>
+        <w:u w:val="none"/>
+      </w:rPr>
+    </w:lvl>
+    <w:lvl w:ilvl="5">
+      <w:start w:val="1"/>
+      <w:numFmt w:val="bullet"/>
+      <w:lvlText w:val="■"/>
+      <w:lvlJc w:val="left"/>
+      <w:pPr>
+        <w:ind w:left="4320" w:hanging="360"/>
+      </w:pPr>
+      <w:rPr>
+        <w:u w:val="none"/>
+      </w:rPr>
+    </w:lvl>
+    <w:lvl w:ilvl="6">
+      <w:start w:val="1"/>
+      <w:numFmt w:val="bullet"/>
+      <w:lvlText w:val="●"/>
+      <w:lvlJc w:val="left"/>
+      <w:pPr>
+        <w:ind w:left="5040" w:hanging="360"/>
+      </w:pPr>
+      <w:rPr>
+        <w:u w:val="none"/>
+      </w:rPr>
+    </w:lvl>
+    <w:lvl w:ilvl="7">
+      <w:start w:val="1"/>
+      <w:numFmt w:val="bullet"/>
+      <w:lvlText w:val="○"/>
+      <w:lvlJc w:val="left"/>
+      <w:pPr>
+        <w:ind w:left="5760" w:hanging="360"/>
+      </w:pPr>
+      <w:rPr>
+        <w:u w:val="none"/>
+      </w:rPr>
+    </w:lvl>
+    <w:lvl w:ilvl="8">
+      <w:start w:val="1"/>
+      <w:numFmt w:val="bullet"/>
+      <w:lvlText w:val="■"/>
+      <w:lvlJc w:val="left"/>
+      <w:pPr>
+        <w:ind w:left="6480" w:hanging="360"/>
+      </w:pPr>
+      <w:rPr>
+        <w:u w:val="none"/>
+      </w:rPr>
+    </w:lvl>
+  </w:abstractNum>
+  <w:abstractNum w:abstractNumId="11">
+    <w:lvl w:ilvl="0">
+      <w:start w:val="1"/>
+      <w:numFmt w:val="bullet"/>
+      <w:lvlText w:val="●"/>
+      <w:lvlJc w:val="left"/>
+      <w:pPr>
+        <w:ind w:left="720" w:hanging="360"/>
+      </w:pPr>
+      <w:rPr>
+        <w:u w:val="none"/>
+      </w:rPr>
+    </w:lvl>
+    <w:lvl w:ilvl="1">
+      <w:start w:val="1"/>
+      <w:numFmt w:val="bullet"/>
+      <w:lvlText w:val="○"/>
+      <w:lvlJc w:val="left"/>
+      <w:pPr>
+        <w:ind w:left="1440" w:hanging="360"/>
+      </w:pPr>
+      <w:rPr>
+        <w:u w:val="none"/>
+      </w:rPr>
+    </w:lvl>
+    <w:lvl w:ilvl="2">
+      <w:start w:val="1"/>
+      <w:numFmt w:val="bullet"/>
+      <w:lvlText w:val="■"/>
+      <w:lvlJc w:val="left"/>
+      <w:pPr>
+        <w:ind w:left="2160" w:hanging="360"/>
+      </w:pPr>
+      <w:rPr>
+        <w:u w:val="none"/>
+      </w:rPr>
+    </w:lvl>
+    <w:lvl w:ilvl="3">
+      <w:start w:val="1"/>
+      <w:numFmt w:val="bullet"/>
+      <w:lvlText w:val="●"/>
+      <w:lvlJc w:val="left"/>
+      <w:pPr>
+        <w:ind w:left="2880" w:hanging="360"/>
+      </w:pPr>
+      <w:rPr>
+        <w:u w:val="none"/>
+      </w:rPr>
+    </w:lvl>
+    <w:lvl w:ilvl="4">
+      <w:start w:val="1"/>
+      <w:numFmt w:val="bullet"/>
+      <w:lvlText w:val="○"/>
+      <w:lvlJc w:val="left"/>
+      <w:pPr>
+        <w:ind w:left="3600" w:hanging="360"/>
+      </w:pPr>
+      <w:rPr>
+        <w:u w:val="none"/>
+      </w:rPr>
+    </w:lvl>
+    <w:lvl w:ilvl="5">
+      <w:start w:val="1"/>
+      <w:numFmt w:val="bullet"/>
+      <w:lvlText w:val="■"/>
+      <w:lvlJc w:val="left"/>
+      <w:pPr>
+        <w:ind w:left="4320" w:hanging="360"/>
+      </w:pPr>
+      <w:rPr>
+        <w:u w:val="none"/>
+      </w:rPr>
+    </w:lvl>
+    <w:lvl w:ilvl="6">
+      <w:start w:val="1"/>
+      <w:numFmt w:val="bullet"/>
+      <w:lvlText w:val="●"/>
+      <w:lvlJc w:val="left"/>
+      <w:pPr>
+        <w:ind w:left="5040" w:hanging="360"/>
+      </w:pPr>
+      <w:rPr>
+        <w:u w:val="none"/>
+      </w:rPr>
+    </w:lvl>
+    <w:lvl w:ilvl="7">
+      <w:start w:val="1"/>
+      <w:numFmt w:val="bullet"/>
+      <w:lvlText w:val="○"/>
+      <w:lvlJc w:val="left"/>
+      <w:pPr>
+        <w:ind w:left="5760" w:hanging="360"/>
+      </w:pPr>
+      <w:rPr>
+        <w:u w:val="none"/>
+      </w:rPr>
+    </w:lvl>
+    <w:lvl w:ilvl="8">
+      <w:start w:val="1"/>
+      <w:numFmt w:val="bullet"/>
+      <w:lvlText w:val="■"/>
+      <w:lvlJc w:val="left"/>
+      <w:pPr>
+        <w:ind w:left="6480" w:hanging="360"/>
+      </w:pPr>
+      <w:rPr>
+        <w:u w:val="none"/>
+      </w:rPr>
+    </w:lvl>
+  </w:abstractNum>
+  <w:abstractNum w:abstractNumId="12">
+    <w:lvl w:ilvl="0">
+      <w:start w:val="1"/>
+      <w:numFmt w:val="bullet"/>
+      <w:lvlText w:val="●"/>
+      <w:lvlJc w:val="left"/>
+      <w:pPr>
+        <w:ind w:left="720" w:hanging="360"/>
+      </w:pPr>
+      <w:rPr>
+        <w:u w:val="none"/>
+      </w:rPr>
+    </w:lvl>
+    <w:lvl w:ilvl="1">
+      <w:start w:val="1"/>
+      <w:numFmt w:val="bullet"/>
+      <w:lvlText w:val="○"/>
+      <w:lvlJc w:val="left"/>
+      <w:pPr>
+        <w:ind w:left="1440" w:hanging="360"/>
+      </w:pPr>
+      <w:rPr>
+        <w:u w:val="none"/>
+      </w:rPr>
+    </w:lvl>
+    <w:lvl w:ilvl="2">
+      <w:start w:val="1"/>
+      <w:numFmt w:val="bullet"/>
+      <w:lvlText w:val="■"/>
+      <w:lvlJc w:val="left"/>
+      <w:pPr>
+        <w:ind w:left="2160" w:hanging="360"/>
+      </w:pPr>
+      <w:rPr>
+        <w:u w:val="none"/>
+      </w:rPr>
+    </w:lvl>
+    <w:lvl w:ilvl="3">
+      <w:start w:val="1"/>
+      <w:numFmt w:val="bullet"/>
+      <w:lvlText w:val="●"/>
+      <w:lvlJc w:val="left"/>
+      <w:pPr>
+        <w:ind w:left="2880" w:hanging="360"/>
+      </w:pPr>
+      <w:rPr>
+        <w:u w:val="none"/>
+      </w:rPr>
+    </w:lvl>
+    <w:lvl w:ilvl="4">
+      <w:start w:val="1"/>
+      <w:numFmt w:val="bullet"/>
+      <w:lvlText w:val="○"/>
+      <w:lvlJc w:val="left"/>
+      <w:pPr>
+        <w:ind w:left="3600" w:hanging="360"/>
+      </w:pPr>
+      <w:rPr>
+        <w:u w:val="none"/>
+      </w:rPr>
+    </w:lvl>
+    <w:lvl w:ilvl="5">
+      <w:start w:val="1"/>
+      <w:numFmt w:val="bullet"/>
+      <w:lvlText w:val="■"/>
+      <w:lvlJc w:val="left"/>
+      <w:pPr>
+        <w:ind w:left="4320" w:hanging="360"/>
+      </w:pPr>
+      <w:rPr>
+        <w:u w:val="none"/>
+      </w:rPr>
+    </w:lvl>
+    <w:lvl w:ilvl="6">
+      <w:start w:val="1"/>
+      <w:numFmt w:val="bullet"/>
+      <w:lvlText w:val="●"/>
+      <w:lvlJc w:val="left"/>
+      <w:pPr>
+        <w:ind w:left="5040" w:hanging="360"/>
+      </w:pPr>
+      <w:rPr>
+        <w:u w:val="none"/>
+      </w:rPr>
+    </w:lvl>
+    <w:lvl w:ilvl="7">
+      <w:start w:val="1"/>
+      <w:numFmt w:val="bullet"/>
+      <w:lvlText w:val="○"/>
+      <w:lvlJc w:val="left"/>
+      <w:pPr>
+        <w:ind w:left="5760" w:hanging="360"/>
+      </w:pPr>
+      <w:rPr>
+        <w:u w:val="none"/>
+      </w:rPr>
+    </w:lvl>
+    <w:lvl w:ilvl="8">
+      <w:start w:val="1"/>
+      <w:numFmt w:val="bullet"/>
+      <w:lvlText w:val="■"/>
+      <w:lvlJc w:val="left"/>
+      <w:pPr>
+        <w:ind w:left="6480" w:hanging="360"/>
+      </w:pPr>
+      <w:rPr>
+        <w:u w:val="none"/>
+      </w:rPr>
+    </w:lvl>
+  </w:abstractNum>
+  <w:num w:numId="1">
+    <w:abstractNumId w:val="1"/>
+  </w:num>
+  <w:num w:numId="2">
+    <w:abstractNumId w:val="2"/>
+  </w:num>
+  <w:num w:numId="3">
+    <w:abstractNumId w:val="3"/>
+  </w:num>
+  <w:num w:numId="4">
+    <w:abstractNumId w:val="4"/>
+  </w:num>
+  <w:num w:numId="5">
+    <w:abstractNumId w:val="5"/>
+  </w:num>
+  <w:num w:numId="6">
+    <w:abstractNumId w:val="6"/>
+  </w:num>
+  <w:num w:numId="7">
+    <w:abstractNumId w:val="7"/>
+  </w:num>
+  <w:num w:numId="8">
+    <w:abstractNumId w:val="8"/>
+  </w:num>
+  <w:num w:numId="9">
+    <w:abstractNumId w:val="9"/>
+  </w:num>
+  <w:num w:numId="10">
+    <w:abstractNumId w:val="10"/>
+  </w:num>
+  <w:num w:numId="11">
+    <w:abstractNumId w:val="11"/>
+  </w:num>
+  <w:num w:numId="12">
+    <w:abstractNumId w:val="12"/>
+  </w:num>
+</w:numbering>
 </file>
 
 <file path=word/styles.xml><?xml version="1.0" encoding="utf-8"?>
